--- a/Historia escrita por Juan Carlos Reyes Guerrero_formato.docx
+++ b/Historia escrita por Juan Carlos Reyes Guerrero_formato.docx
@@ -1793,86 +1793,6 @@
         </w:rPr>
         <w:lastRenderedPageBreak/>
         <w:br w:type="column"/>
-      </w:r>
-      <w:r>
-        <w:rPr>
-          <w:rFonts w:ascii="Aptos Serif" w:eastAsia="Arial Unicode MS" w:hAnsi="Aptos Serif" w:cs="Aptos Serif"/>
-          <w:b/>
-          <w:noProof/>
-          <w:lang w:eastAsia="es-CO"/>
-        </w:rPr>
-        <w:lastRenderedPageBreak/>
-        <mc:AlternateContent>
-          <mc:Choice Requires="wps">
-            <w:drawing>
-              <wp:anchor distT="0" distB="0" distL="114300" distR="114300" simplePos="0" relativeHeight="251689984" behindDoc="0" locked="0" layoutInCell="1" allowOverlap="1" wp14:anchorId="14D2C25F" wp14:editId="747767F6">
-                <wp:simplePos x="0" y="0"/>
-                <wp:positionH relativeFrom="margin">
-                  <wp:align>left</wp:align>
-                </wp:positionH>
-                <wp:positionV relativeFrom="paragraph">
-                  <wp:posOffset>-329184</wp:posOffset>
-                </wp:positionV>
-                <wp:extent cx="1265530" cy="160935"/>
-                <wp:effectExtent l="0" t="0" r="0" b="0"/>
-                <wp:wrapNone/>
-                <wp:docPr id="44" name="Rectángulo 44"/>
-                <wp:cNvGraphicFramePr/>
-                <a:graphic xmlns:a="http://schemas.openxmlformats.org/drawingml/2006/main">
-                  <a:graphicData uri="http://schemas.microsoft.com/office/word/2010/wordprocessingShape">
-                    <wps:wsp>
-                      <wps:cNvSpPr/>
-                      <wps:spPr>
-                        <a:xfrm>
-                          <a:off x="0" y="0"/>
-                          <a:ext cx="1265530" cy="160935"/>
-                        </a:xfrm>
-                        <a:prstGeom prst="rect">
-                          <a:avLst/>
-                        </a:prstGeom>
-                        <a:solidFill>
-                          <a:schemeClr val="bg1"/>
-                        </a:solidFill>
-                        <a:ln>
-                          <a:noFill/>
-                        </a:ln>
-                      </wps:spPr>
-                      <wps:style>
-                        <a:lnRef idx="2">
-                          <a:schemeClr val="accent1">
-                            <a:shade val="50000"/>
-                          </a:schemeClr>
-                        </a:lnRef>
-                        <a:fillRef idx="1">
-                          <a:schemeClr val="accent1"/>
-                        </a:fillRef>
-                        <a:effectRef idx="0">
-                          <a:schemeClr val="accent1"/>
-                        </a:effectRef>
-                        <a:fontRef idx="minor">
-                          <a:schemeClr val="lt1"/>
-                        </a:fontRef>
-                      </wps:style>
-                      <wps:bodyPr rot="0" spcFirstLastPara="0" vertOverflow="overflow" horzOverflow="overflow" vert="horz" wrap="square" lIns="91440" tIns="45720" rIns="91440" bIns="45720" numCol="1" spcCol="0" rtlCol="0" fromWordArt="0" anchor="ctr" anchorCtr="0" forceAA="0" compatLnSpc="1">
-                        <a:prstTxWarp prst="textNoShape">
-                          <a:avLst/>
-                        </a:prstTxWarp>
-                        <a:noAutofit/>
-                      </wps:bodyPr>
-                    </wps:wsp>
-                  </a:graphicData>
-                </a:graphic>
-              </wp:anchor>
-            </w:drawing>
-          </mc:Choice>
-          <mc:Fallback xmlns:a="http://schemas.openxmlformats.org/drawingml/2006/main" xmlns:wp14="http://schemas.microsoft.com/office/word/2010/wordml">
-            <w:pict w14:anchorId="75345867">
-              <v:rect id="Rectángulo 44" style="position:absolute;margin-left:0;margin-top:-25.9pt;width:99.65pt;height:12.65pt;z-index:251689984;visibility:visible;mso-wrap-style:square;mso-wrap-distance-left:9pt;mso-wrap-distance-top:0;mso-wrap-distance-right:9pt;mso-wrap-distance-bottom:0;mso-position-horizontal:left;mso-position-horizontal-relative:margin;mso-position-vertical:absolute;mso-position-vertical-relative:text;v-text-anchor:middle" o:spid="_x0000_s1026" fillcolor="white [3212]" stroked="f" strokeweight="1pt" w14:anchorId="15DBEFE4" o:gfxdata="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">
-                <w10:wrap anchorx="margin"/>
-              </v:rect>
-            </w:pict>
-          </mc:Fallback>
-        </mc:AlternateContent>
       </w:r>
     </w:p>
     <w:sdt>
@@ -9968,23 +9888,7 @@
           <w:rFonts w:ascii="Aptos Serif" w:eastAsia="Bookman Old Style,Times New Rom" w:hAnsi="Aptos Serif" w:cs="Aptos Serif"/>
           <w:lang w:val="es-ES"/>
         </w:rPr>
-        <w:t xml:space="preserve">Para tapar su crimen, metió los restos inertes en un costal y las tiro debajo de una alcantarilla de aguas lluvias, pero como todo entre el cielo y la tierra todo se sabe, los pobladores se enteraron y </w:t>
-      </w:r>
-      <w:proofErr w:type="gramStart"/>
-      <w:r>
-        <w:rPr>
-          <w:rFonts w:ascii="Aptos Serif" w:eastAsia="Bookman Old Style,Times New Rom" w:hAnsi="Aptos Serif" w:cs="Aptos Serif"/>
-          <w:lang w:val="es-ES"/>
-        </w:rPr>
-        <w:t>dieron aviso</w:t>
-      </w:r>
-      <w:proofErr w:type="gramEnd"/>
-      <w:r>
-        <w:rPr>
-          <w:rFonts w:ascii="Aptos Serif" w:eastAsia="Bookman Old Style,Times New Rom" w:hAnsi="Aptos Serif" w:cs="Aptos Serif"/>
-          <w:lang w:val="es-ES"/>
-        </w:rPr>
-        <w:t xml:space="preserve"> a la policía, después de ser detenida la llevaban a la cárcel del pueblo de Piedrancha arrastrando los grilletes que ataban sus manos y tobillos con gruesas cadenas de hierro como reo a su sentencia, delante de ella iba en las mismas condiciones a la chismosa.  En el calabozo se escuchaban quejidos y lamentos lastimeros que los otros reos se acurrucaban y juntaban por el miedo que calaba los huesos y el alma; Así duro durante toda la noche. Al amanecer encontraron muerta a la </w:t>
+        <w:t xml:space="preserve">Para tapar su crimen, metió los restos inertes en un costal y las tiro debajo de una alcantarilla de aguas lluvias, pero como todo entre el cielo y la tierra todo se sabe, los pobladores se enteraron y dieron aviso a la policía, después de ser detenida la llevaban a la cárcel del pueblo de Piedrancha arrastrando los grilletes que ataban sus manos y tobillos con gruesas cadenas de hierro como reo a su sentencia, delante de ella iba en las mismas condiciones a la chismosa.  En el calabozo se escuchaban quejidos y lamentos lastimeros que los otros reos se acurrucaban y juntaban por el miedo que calaba los huesos y el alma; Así duro durante toda la noche. Al amanecer encontraron muerta a la </w:t>
       </w:r>
       <w:proofErr w:type="spellStart"/>
       <w:r>
@@ -18134,8 +18038,10 @@
       </w:pPr>
     </w:p>
     <w:sectPr>
-      <w:footerReference w:type="even" r:id="rId10"/>
-      <w:footerReference w:type="default" r:id="rId11"/>
+      <w:headerReference w:type="even" r:id="rId10"/>
+      <w:headerReference w:type="default" r:id="rId11"/>
+      <w:footerReference w:type="even" r:id="rId12"/>
+      <w:footerReference w:type="default" r:id="rId13"/>
       <w:type w:val="continuous"/>
       <w:pgSz w:w="7938" w:h="11907" w:code="122"/>
       <w:pgMar w:top="1418" w:right="1021" w:bottom="1418" w:left="1021" w:header="709" w:footer="709" w:gutter="0"/>
@@ -18504,6 +18410,45 @@
     </w:p>
   </w:footnote>
 </w:footnotes>
+</file>
+
+<file path=word/header1.xml><?xml version="1.0" encoding="utf-8"?>
+<w:hdr xmlns:wpc="http://schemas.microsoft.com/office/word/2010/wordprocessingCanvas" xmlns:cx="http://schemas.microsoft.com/office/drawing/2014/chartex" xmlns:cx1="http://schemas.microsoft.com/office/drawing/2015/9/8/chartex" xmlns:cx2="http://schemas.microsoft.com/office/drawing/2015/10/21/chartex" xmlns:cx3="http://schemas.microsoft.com/office/drawing/2016/5/9/chartex" xmlns:cx4="http://schemas.microsoft.com/office/drawing/2016/5/10/chartex" xmlns:cx5="http://schemas.microsoft.com/office/drawing/2016/5/11/chartex" xmlns:cx6="http://schemas.microsoft.com/office/drawing/2016/5/12/chartex" xmlns:cx7="http://schemas.microsoft.com/office/drawing/2016/5/13/chartex" xmlns:cx8="http://schemas.microsoft.com/office/drawing/2016/5/14/chartex" xmlns:mc="http://schemas.openxmlformats.org/markup-compatibility/2006" xmlns:aink="http://schemas.microsoft.com/office/drawing/2016/ink" xmlns:am3d="http://schemas.microsoft.com/office/drawing/2017/model3d" xmlns:o="urn:schemas-microsoft-com:office:office" xmlns:oel="http://schemas.microsoft.com/office/2019/extlst" xmlns:r="http://schemas.openxmlformats.org/officeDocument/2006/relationships" xmlns:m="http://schemas.openxmlformats.org/officeDocument/2006/math" xmlns:v="urn:schemas-microsoft-com:vml" xmlns:wp14="http://schemas.microsoft.com/office/word/2010/wordprocessingDrawing" xmlns:wp="http://schemas.openxmlformats.org/drawingml/2006/wordprocessingDrawing" xmlns:w10="urn:schemas-microsoft-com:office:word" xmlns:w="http://schemas.openxmlformats.org/wordprocessingml/2006/main" xmlns:w14="http://schemas.microsoft.com/office/word/2010/wordml" xmlns:w15="http://schemas.microsoft.com/office/word/2012/wordml" xmlns:w16cex="http://schemas.microsoft.com/office/word/2018/wordml/cex" xmlns:w16cid="http://schemas.microsoft.com/office/word/2016/wordml/cid" xmlns:w16="http://schemas.microsoft.com/office/word/2018/wordml" xmlns:w16du="http://schemas.microsoft.com/office/word/2023/wordml/word16du" xmlns:w16sdtdh="http://schemas.microsoft.com/office/word/2020/wordml/sdtdatahash" xmlns:w16sdtfl="http://schemas.microsoft.com/office/word/2024/wordml/sdtformatlock" xmlns:w16se="http://schemas.microsoft.com/office/word/2015/wordml/symex" xmlns:wpg="http://schemas.microsoft.com/office/word/2010/wordprocessingGroup" xmlns:wpi="http://schemas.microsoft.com/office/word/2010/wordprocessingInk" xmlns:wne="http://schemas.microsoft.com/office/word/2006/wordml" xmlns:wps="http://schemas.microsoft.com/office/word/2010/wordprocessingShape" mc:Ignorable="w14 w15 w16se w16cid w16 w16cex w16sdtdh w16sdtfl w16du wp14">
+  <w:p>
+    <w:pPr>
+      <w:pStyle w:val="Encabezado"/>
+      <w:rPr>
+        <w:lang w:val="es-ES_tradnl"/>
+      </w:rPr>
+    </w:pPr>
+    <w:r>
+      <w:rPr>
+        <w:lang w:val="es-ES_tradnl"/>
+      </w:rPr>
+      <w:t>Juan Carlos Reyes Guerrero</w:t>
+    </w:r>
+  </w:p>
+</w:hdr>
+</file>
+
+<file path=word/header2.xml><?xml version="1.0" encoding="utf-8"?>
+<w:hdr xmlns:wpc="http://schemas.microsoft.com/office/word/2010/wordprocessingCanvas" xmlns:cx="http://schemas.microsoft.com/office/drawing/2014/chartex" xmlns:cx1="http://schemas.microsoft.com/office/drawing/2015/9/8/chartex" xmlns:cx2="http://schemas.microsoft.com/office/drawing/2015/10/21/chartex" xmlns:cx3="http://schemas.microsoft.com/office/drawing/2016/5/9/chartex" xmlns:cx4="http://schemas.microsoft.com/office/drawing/2016/5/10/chartex" xmlns:cx5="http://schemas.microsoft.com/office/drawing/2016/5/11/chartex" xmlns:cx6="http://schemas.microsoft.com/office/drawing/2016/5/12/chartex" xmlns:cx7="http://schemas.microsoft.com/office/drawing/2016/5/13/chartex" xmlns:cx8="http://schemas.microsoft.com/office/drawing/2016/5/14/chartex" xmlns:mc="http://schemas.openxmlformats.org/markup-compatibility/2006" xmlns:aink="http://schemas.microsoft.com/office/drawing/2016/ink" xmlns:am3d="http://schemas.microsoft.com/office/drawing/2017/model3d" xmlns:o="urn:schemas-microsoft-com:office:office" xmlns:oel="http://schemas.microsoft.com/office/2019/extlst" xmlns:r="http://schemas.openxmlformats.org/officeDocument/2006/relationships" xmlns:m="http://schemas.openxmlformats.org/officeDocument/2006/math" xmlns:v="urn:schemas-microsoft-com:vml" xmlns:wp14="http://schemas.microsoft.com/office/word/2010/wordprocessingDrawing" xmlns:wp="http://schemas.openxmlformats.org/drawingml/2006/wordprocessingDrawing" xmlns:w10="urn:schemas-microsoft-com:office:word" xmlns:w="http://schemas.openxmlformats.org/wordprocessingml/2006/main" xmlns:w14="http://schemas.microsoft.com/office/word/2010/wordml" xmlns:w15="http://schemas.microsoft.com/office/word/2012/wordml" xmlns:w16cex="http://schemas.microsoft.com/office/word/2018/wordml/cex" xmlns:w16cid="http://schemas.microsoft.com/office/word/2016/wordml/cid" xmlns:w16="http://schemas.microsoft.com/office/word/2018/wordml" xmlns:w16du="http://schemas.microsoft.com/office/word/2023/wordml/word16du" xmlns:w16sdtdh="http://schemas.microsoft.com/office/word/2020/wordml/sdtdatahash" xmlns:w16sdtfl="http://schemas.microsoft.com/office/word/2024/wordml/sdtformatlock" xmlns:w16se="http://schemas.microsoft.com/office/word/2015/wordml/symex" xmlns:wpg="http://schemas.microsoft.com/office/word/2010/wordprocessingGroup" xmlns:wpi="http://schemas.microsoft.com/office/word/2010/wordprocessingInk" xmlns:wne="http://schemas.microsoft.com/office/word/2006/wordml" xmlns:wps="http://schemas.microsoft.com/office/word/2010/wordprocessingShape" mc:Ignorable="w14 w15 w16se w16cid w16 w16cex w16sdtdh w16sdtfl w16du wp14">
+  <w:p>
+    <w:pPr>
+      <w:pStyle w:val="Encabezado"/>
+      <w:jc w:val="right"/>
+      <w:rPr>
+        <w:lang w:val="es-ES_tradnl"/>
+      </w:rPr>
+    </w:pPr>
+    <w:r>
+      <w:rPr>
+        <w:lang w:val="es-ES_tradnl"/>
+      </w:rPr>
+      <w:t>Historias de Verano</w:t>
+    </w:r>
+  </w:p>
+</w:hdr>
 </file>
 
 <file path=word/numbering.xml><?xml version="1.0" encoding="utf-8"?>
